--- a/MethodsX_BC3CAT.docx
+++ b/MethodsX_BC3CAT.docx
@@ -304,7 +304,19 @@
         <w:rPr>
           <w:lang w:val="en-US"/>
         </w:rPr>
-        <w:t>A configuration-driven architecture with YAML specifications enabling systematic parameter sweeps across 101 retrieval configurations</w:t>
+        <w:t>A configuration-driven architecture with YAML specifications enabling systematic parameter sweeps across 10</w:t>
+      </w:r>
+      <w:r>
+        <w:rPr>
+          <w:lang w:val="en-US"/>
+        </w:rPr>
+        <w:t>0</w:t>
+      </w:r>
+      <w:r>
+        <w:rPr>
+          <w:lang w:val="en-US"/>
+        </w:rPr>
+        <w:t xml:space="preserve"> retrieval configurations</w:t>
       </w:r>
     </w:p>
     <w:p>
@@ -1037,7 +1049,19 @@
         <w:rPr>
           <w:lang w:val="en-US"/>
         </w:rPr>
-        <w:t>Our companion research article presents a systematic comparative study evaluating 101 retrieval configurations. This methods article describes BC3CAT-R</w:t>
+        <w:t>Our companion research article presents a systematic comparative study evaluating 10</w:t>
+      </w:r>
+      <w:r>
+        <w:rPr>
+          <w:lang w:val="en-US"/>
+        </w:rPr>
+        <w:t>0</w:t>
+      </w:r>
+      <w:r>
+        <w:rPr>
+          <w:lang w:val="en-US"/>
+        </w:rPr>
+        <w:t xml:space="preserve"> retrieval configurations. This methods article describes BC3CAT-R</w:t>
       </w:r>
       <w:r>
         <w:rPr>
@@ -1189,7 +1213,19 @@
         <w:rPr>
           <w:lang w:val="en-US"/>
         </w:rPr>
-        <w:t>configs/: YAML configuration files for all 101 retrieval method variants</w:t>
+        <w:t>configs/: YAML configuration files for all 10</w:t>
+      </w:r>
+      <w:r>
+        <w:rPr>
+          <w:lang w:val="en-US"/>
+        </w:rPr>
+        <w:t>0</w:t>
+      </w:r>
+      <w:r>
+        <w:rPr>
+          <w:lang w:val="en-US"/>
+        </w:rPr>
+        <w:t xml:space="preserve"> retrieval method variants</w:t>
       </w:r>
     </w:p>
     <w:p>
@@ -2663,21 +2699,7 @@
         <w:rPr>
           <w:lang w:val="en-US"/>
         </w:rPr>
-        <w:t xml:space="preserve">The retrieval </w:t>
-      </w:r>
-      <w:proofErr w:type="gramStart"/>
-      <w:r>
-        <w:rPr>
-          <w:lang w:val="en-US"/>
-        </w:rPr>
-        <w:t>task:</w:t>
-      </w:r>
-      <w:proofErr w:type="gramEnd"/>
-      <w:r>
-        <w:rPr>
-          <w:lang w:val="en-US"/>
-        </w:rPr>
-        <w:t xml:space="preserve"> given a short-format description (</w:t>
+        <w:t>The retrieval task: given a short-format description (</w:t>
       </w:r>
       <w:proofErr w:type="spellStart"/>
       <w:r>
@@ -2705,7 +2727,31 @@
         <w:rPr>
           <w:lang w:val="en-US"/>
         </w:rPr>
-        <w:t>) from the full corpus (39,847 documents). Each query has exactly one correct target at item level, though multiple items may share the same parent template.</w:t>
+        <w:t>) from the full corpus (</w:t>
+      </w:r>
+      <w:r>
+        <w:rPr>
+          <w:lang w:val="en-US"/>
+        </w:rPr>
+        <w:t>47</w:t>
+      </w:r>
+      <w:r>
+        <w:rPr>
+          <w:lang w:val="en-US"/>
+        </w:rPr>
+        <w:t>,</w:t>
+      </w:r>
+      <w:r>
+        <w:rPr>
+          <w:lang w:val="en-US"/>
+        </w:rPr>
+        <w:t>513</w:t>
+      </w:r>
+      <w:r>
+        <w:rPr>
+          <w:lang w:val="en-US"/>
+        </w:rPr>
+        <w:t xml:space="preserve"> documents). Each query has exactly one correct target at item level, though multiple items may share the same parent template.</w:t>
       </w:r>
     </w:p>
     <w:p>
@@ -3812,7 +3858,19 @@
         <w:rPr>
           <w:lang w:val="en-US"/>
         </w:rPr>
-        <w:t>101 retrieval configurations across five method families were successfully built, executed, and evaluated using the framework's standardized pipeline.</w:t>
+        <w:t>10</w:t>
+      </w:r>
+      <w:r>
+        <w:rPr>
+          <w:lang w:val="en-US"/>
+        </w:rPr>
+        <w:t>0</w:t>
+      </w:r>
+      <w:r>
+        <w:rPr>
+          <w:lang w:val="en-US"/>
+        </w:rPr>
+        <w:t xml:space="preserve"> retrieval configurations across five method families were successfully built, executed, and evaluated using the framework's standardized pipeline.</w:t>
       </w:r>
     </w:p>
     <w:p>
@@ -3911,11 +3969,9 @@
       <w:pPr>
         <w:pStyle w:val="Ttulo1"/>
       </w:pPr>
-      <w:proofErr w:type="spellStart"/>
       <w:r>
         <w:t>Limitations</w:t>
       </w:r>
-      <w:proofErr w:type="spellEnd"/>
     </w:p>
     <w:p>
       <w:pPr>
@@ -4446,21 +4502,7 @@
         <w:rPr>
           <w:lang w:val="en-US"/>
         </w:rPr>
-        <w:t xml:space="preserve">[5] N. Reimers, I. </w:t>
-      </w:r>
-      <w:proofErr w:type="spellStart"/>
-      <w:r>
-        <w:rPr>
-          <w:lang w:val="en-US"/>
-        </w:rPr>
-        <w:t>Gurevych</w:t>
-      </w:r>
-      <w:proofErr w:type="spellEnd"/>
-      <w:r>
-        <w:rPr>
-          <w:lang w:val="en-US"/>
-        </w:rPr>
-        <w:t xml:space="preserve">, Sentence-BERT: Sentence embeddings using Siamese BERT-networks, in: Proc. </w:t>
+        <w:t xml:space="preserve">[5] N. Reimers, I. Gurevych, Sentence-BERT: Sentence embeddings using Siamese BERT-networks, in: Proc. </w:t>
       </w:r>
       <w:r>
         <w:rPr>
@@ -4790,21 +4832,7 @@
         <w:rPr>
           <w:lang w:val="en-US"/>
         </w:rPr>
-        <w:t xml:space="preserve">[18] N. Thakur, N. Reimers, A. Ruckle, A. Srivastava, I. </w:t>
-      </w:r>
-      <w:proofErr w:type="spellStart"/>
-      <w:r>
-        <w:rPr>
-          <w:lang w:val="en-US"/>
-        </w:rPr>
-        <w:t>Gurevych</w:t>
-      </w:r>
-      <w:proofErr w:type="spellEnd"/>
-      <w:r>
-        <w:rPr>
-          <w:lang w:val="en-US"/>
-        </w:rPr>
-        <w:t xml:space="preserve">, BEIR: A heterogenous benchmark for zero-shot evaluation of information retrieval models, in: Proc. </w:t>
+        <w:t xml:space="preserve">[18] N. Thakur, N. Reimers, A. Ruckle, A. Srivastava, I. Gurevych, BEIR: A heterogenous benchmark for zero-shot evaluation of information retrieval models, in: Proc. </w:t>
       </w:r>
       <w:proofErr w:type="spellStart"/>
       <w:r>
